--- a/example_articles/states/Maine/5.states_Maine_Other_publisher.docx
+++ b/example_articles/states/Maine/5.states_Maine_Other_publisher.docx
@@ -27,17 +27,17 @@
     </w:p>
     <w:p>
       <w:r>
-        <w:t>Source File: Other publishers/Files (500) (29).DOCX</w:t>
+        <w:t>Source file: Other publishers/Files (500) (29).DOCX</w:t>
       </w:r>
     </w:p>
     <w:p>
       <w:r>
-        <w:t>Raw locations result: ['Maine']</w:t>
+        <w:t>Raw locations result, 'locations': ['Maine']</w:t>
       </w:r>
     </w:p>
     <w:p>
       <w:r>
-        <w:t>states_stand_flat (Standardized): Maine</w:t>
+        <w:t>Standardized locations result, 'states_stand_flat': Maine</w:t>
       </w:r>
     </w:p>
     <w:p>

--- a/example_articles/states/Maine/5.states_Maine_Other_publisher.docx
+++ b/example_articles/states/Maine/5.states_Maine_Other_publisher.docx
@@ -7,7 +7,7 @@
         <w:pStyle w:val="Heading1"/>
       </w:pPr>
       <w:r>
-        <w:t>Bicentennial Baltimore harbors a rich diversity</w:t>
+        <w:t>STEINBECK'S TRAIL LEADS TO 2 GREAT STOPS IN NEW ENGLAND</w:t>
       </w:r>
     </w:p>
     <w:p>
@@ -17,17 +17,17 @@
     </w:p>
     <w:p>
       <w:r>
-        <w:t>Date: 1997-09-19</w:t>
+        <w:t>Date: 2010-10-03</w:t>
       </w:r>
     </w:p>
     <w:p>
       <w:r>
-        <w:t>Section: LIFE;</w:t>
+        <w:t>Section: TRAVEL; TRAVELS WITH CHARLEY; Pg. E-7</w:t>
       </w:r>
     </w:p>
     <w:p>
       <w:r>
-        <w:t>Source file: Other publishers/Files (500) (29).DOCX</w:t>
+        <w:t>Source file: Other publishers/Files (500) (22).DOCX</w:t>
       </w:r>
     </w:p>
     <w:p>
@@ -49,289 +49,65 @@
     </w:p>
     <w:p>
       <w:r>
-        <w:t>BALTIMORE -- The Inner Harbor, heart of this historic port's tourist</w:t>
+        <w:t>VAN BUREN, Maine -- A pier next to a yacht in Long Island.</w:t>
         <w:br/>
-        <w:t>attractions, glistens silently; the early sun dapples the water</w:t>
+        <w:t>A lonely riverbank in rural Vermont.</w:t>
         <w:br/>
-        <w:t>and its bobbing boats, a few joggers and the showpiece skyline.</w:t>
+        <w:t>A blinding Walmart parking lot in Bangor.</w:t>
         <w:br/>
-        <w:t>It's a rare view, soon eclipsed by chattering throngs and classic</w:t>
+        <w:t>A dark gravel road by the foggy Bay of Fundy.</w:t>
         <w:br/>
-        <w:t>rock blasting from the new Hard Rock Cafe, first tenant of the</w:t>
+        <w:t>I don't care how rotten the economy is. No sane adult planning a fall vacation wants to sleep where I've slept during the past 10 days, or drive around the New England countryside as fast as I have.</w:t>
         <w:br/>
-        <w:t>renovated Power Plant. The 150,000-square-foot complex stands</w:t>
+        <w:t>I've been retracing the 10,000-mile circumnavigation of America that John Steinbeck took in 1960 for his book "Travels With Charley."</w:t>
         <w:br/>
-        <w:t>as the harbinger of the city's frontier.</w:t>
+        <w:t>Obviously, I have no useful advice for anyone planning a relaxing, leisurely, enjoyable car trip to New England or anywhere else. I'm not stopping to savor the sights or soak up the local color or gather interesting facts to tell my mother. I'm doing drive-by journalism, not vacationing.</w:t>
         <w:br/>
-        <w:t>Celebrating its 200th birthday this year, Baltimore has earmarked</w:t>
+        <w:t>I'm traveling the exact route Steinbeck took 50 falls ago, when he and his poodle Charley drove in his pickup truck/camper from Sag Harbor on the tip of Long Island to Maine, Chicago, Seattle, Northern California and back to New York. You can read the exciting/gruesome details of the first leg of my adventure in my PG blog, "Travels Without Charley."</w:t>
         <w:br/>
-        <w:t>$ 500 million to fund a slew of projects including Port Discovery,</w:t>
+        <w:t>It's not that I'm not having fun. In the past week, I have driven my RAV4 from the eastern end of Long Island (I know; I took three ferries) to the very top of Maine. That's 929 Steinbeck Miles so far and 1,461 total from Pittsburgh.</w:t>
         <w:br/>
-        <w:t>a Disney-designed children's museum to open in 1998. Civic boosters</w:t>
+        <w:t>I've seen the gorgeous old towns and countryside of rural Connecticut and Massachusetts, where hundreds of big, handsome, Mark Twain-vintage white wooden homes line both sides of U.S. 5 for miles and miles.</w:t>
         <w:br/>
-        <w:t>refer to the ongoing redevelopment of the eastern waterfront,</w:t>
+        <w:t>I've seen the green mountains and endless thick forests along the beautiful Connecticut River valley as the river runs between Vermont and New Hampshire.</w:t>
         <w:br/>
-        <w:t>encompassing the Power Plant and renovation of the old American</w:t>
+        <w:t>I've seen the rough and intimidating White Mountains of New Hampshire and the endless pine, oak and maple forests of Maine on U.S. 2 to Bangor.</w:t>
         <w:br/>
-        <w:t>Can Co., as "the second renaissance."</w:t>
+        <w:t>Unfortunately for my career as a travel writer, most of what I've seen has been out my window at 50 mph. But there are two timeless places I saw enough of that I can credibly recommend to anyone thinking of heading for New England.</w:t>
         <w:br/>
-        <w:t>Just minutes away but a world apart from the harbor's shiny attractions</w:t>
+        <w:t>Deerfield, Mass.</w:t>
         <w:br/>
-        <w:t>is another world: the less ballyhooed, more soulful charms of</w:t>
+        <w:t>All of New England is historic or quaint or Town &amp; Country beautiful. But Deerfield, Mass., where Steinbeck stopped to visit his son John at the Eaglebrook boarding school, has turned part of itself into an especially impressive 18th-century time capsule.</w:t>
         <w:br/>
-        <w:t>the city's diverse older neighborhoods.</w:t>
+        <w:t>Few of Deerfield's 5,000 people actually live in the huge colonial and federal mansions of the historic district, which preserves "authentic New England" with 11 house museums on an original mile-long street and offers an endless array of programs and exhibits to bring you up to date on several hundred years of local history and lifestyles.</w:t>
         <w:br/>
-        <w:t>Many visitors bar-hop in Fells Point, where native daughter Billie</w:t>
+        <w:t>Although Deerfield is in western Massachusetts, it's easily accessible via Interstate 95 or U.S. 5, a much more interesting parallel route that Steinbeck and I used. You could spend two hours at Deerfield or two days, depending how much time, curiosity or money you have.</w:t>
         <w:br/>
-        <w:t>Holiday worked the waterfront bordellos before singing her way</w:t>
+        <w:t>A room at the Deerfield Inn, built in 1884, goes for between roughly $170 and $290 a night, depending on how deep the snow is and how many leaves are on the trees. Motel rooms in the area are numerous but fill up early during leaf-peeping season, as I discovered when I was lucky to land a $71 room at a nearby Days Inn where the only thing historic was the bad plumbing.</w:t>
         <w:br/>
-        <w:t>to Harlem. They twirl pasta in Little Italy or pound open crabs</w:t>
+        <w:t>Stonington, Maine</w:t>
         <w:br/>
-        <w:t>at classic spots like Obrycki's or Gunnings.</w:t>
+        <w:t>Four hundred miles to the northeast of Deerfield in Maine -- about as far "down east" as you can get without sleeping with the lobsters in the cold Atlantic -- is the village of Stonington. Another stop on the Steinbeck Highway, it clings to the southern edge of Deer Isle about 60 twisty-turny miles south of Bangor at the end of state route 15.</w:t>
         <w:br/>
-        <w:t>But they may miss areas like Mount Vernon, with its art galleries,</w:t>
+        <w:t>Although Stonington is an important fishing port on a beautiful and largely empty island of about 2,500 permanent residents, it's historic and quaint. Tourists come to hike, take boat trips to the outer islands or watch some of the island's several hundred lobster fishermen bring in their catch each afternoon.</w:t>
         <w:br/>
-        <w:t>statuary and stately brownstones; cobblestoned Federal Hill, where</w:t>
+        <w:t>I stayed one night in Stonington for $60 at a small but comfortable and impeccably clean room at Boyce's Motel, a family-run place on narrow Main Street.</w:t>
         <w:br/>
-        <w:t>upscale town houses surround the bustling Cross Street Market;</w:t>
+        <w:t>Steinbeck loved the sea and lived by it most of his life. He reluctantly diverted to Deer Isle on his "Charley" trip at the insistence of his agent, who had been vacationing at an astonishingly beautiful home there for 30 years.</w:t>
         <w:br/>
-        <w:t>and former blue-collar bastions like now-artsy Hampden or Canton,</w:t>
+        <w:t>Steinbeck wasn't sorry he trucked down to Deer Isle. He loved Stonington's architecture and "enchanting" feel -- small wooden houses with decks and big windows hanging on hillsides over the harbor-- and said it reminded him of an English fishing village.</w:t>
         <w:br/>
-        <w:t>where you can still see charming painted window screens (cheaper</w:t>
+        <w:t>Deer Isle is much more than just "downtown" Stonington; it's a mix of natural and manmade beauty (juxtaposed with the working-class funkiness of lobster traps, dead fishing boats, junk and fishing gear stored in front and side yards) that is a photographer's dream. Ditto artists.</w:t>
         <w:br/>
-        <w:t>than curtains for past eras' Polish and Greek immigrants). Marble-stepped</w:t>
+        <w:t>Hikers, kayakers, birders, sailors, painters, naturalists also will be pleased by a stay on Deer Isle.</w:t>
         <w:br/>
-        <w:t>row houses are faced in FormStone, the "Bawl'mer" version of</w:t>
+        <w:t>A final tip to anyone who goes the extra mile to get to Stonington -- and possibly another reason to go: Cell phone signals can't make it down there. If you really must keep in touch with your broker or baby sitter, bring lots of quarters. You'll need them for the two pay phones in the town square.</w:t>
         <w:br/>
-        <w:t>aluminum siding.</w:t>
         <w:br/>
-        <w:t>"Baltimore is a working-class city, and every neighborhood has</w:t>
+        <w:t>Notes</w:t>
         <w:br/>
-        <w:t>its own personality," says Richard Belzer, sardonic Det. John</w:t>
         <w:br/>
-        <w:t>Munch on NBC's Homicide, which is filmed in Fells Point.</w:t>
-        <w:br/>
-        <w:t>"The accents change from street to street. It's really a big</w:t>
-        <w:br/>
-        <w:t>city that's a small town."</w:t>
-        <w:br/>
-        <w:t>"The challenge is maintaining the magic" while blending old</w:t>
-        <w:br/>
-        <w:t>and new, says Carroll Armstrong, head of Baltimore's visitors</w:t>
-        <w:br/>
-        <w:t>association.</w:t>
-        <w:br/>
-        <w:t>Armstrong speaks from experience: He was active in Baltimore's</w:t>
-        <w:br/>
-        <w:t>first renaissance, which rescued the city from a 21/2-decade decline,</w:t>
-        <w:br/>
-        <w:t>began in the early '80s with the Convention Center, Harborplace</w:t>
-        <w:br/>
-        <w:t>shopping pavilions and the National Aquarium. It spawned a flow</w:t>
-        <w:br/>
-        <w:t>of tourists, "the first new industry of major proportions since</w:t>
-        <w:br/>
-        <w:t>World War I," says Ed Kane, 67, owner of the Water Taxi &amp;</w:t>
-        <w:br/>
-        <w:t>Trolley sightseeing system.</w:t>
-        <w:br/>
-        <w:t>Before the '80s, "there really wasn't any substantial tourism</w:t>
-        <w:br/>
-        <w:t>base," Armstrong says. Travelers "went over, under or quickly</w:t>
-        <w:br/>
-        <w:t>through on their way to D.C. or New York." These days, the city</w:t>
-        <w:br/>
-        <w:t>draws 7 million a year, mostly leisure travelers.</w:t>
-        <w:br/>
-        <w:t>Michael and Michaelann Byerly of Reading, Pa., make the two-hour</w:t>
-        <w:br/>
-        <w:t>drive two or three times a year. Both 32, they focus on sports:</w:t>
-        <w:br/>
-        <w:t>baseball in Oriole Park at Camden Yards (O's fever is climbing</w:t>
-        <w:br/>
-        <w:t>as the playoffs approach) or football. The Ravens' new stadium</w:t>
-        <w:br/>
-        <w:t>opens next year beside the ballpark on a former parking site.</w:t>
-        <w:br/>
-        <w:t>The Byerlys "like to get away" for weekends, Michael says. Though</w:t>
-        <w:br/>
-        <w:t>they're just as close to New York City and only an hour from Philadelphia,</w:t>
-        <w:br/>
-        <w:t>they come here because "it's clean, you have the water and the</w:t>
-        <w:br/>
-        <w:t>good layout" of the harbor.</w:t>
-        <w:br/>
-        <w:t>"It's Disneyland," crows developer David Cordish, 57, surveying</w:t>
-        <w:br/>
-        <w:t>the Inner Harbor, where Columbus Center, an interactive marine-life</w:t>
-        <w:br/>
-        <w:t>museum, opened this year. "Anything down here can't miss."</w:t>
-        <w:br/>
-        <w:t>Phase II of Cordish's $ 20 million Power Plant project, an "adult-oriented</w:t>
-        <w:br/>
-        <w:t>entertainment complex," is due to open in March. There'll be</w:t>
-        <w:br/>
-        <w:t>a Barnes &amp; Noble with a new glass front to showcase the building's</w:t>
-        <w:br/>
-        <w:t>200-foot smokestacks, blues and comedy clubs, and an eight-screen</w:t>
-        <w:br/>
-        <w:t>film center featuring "independent art movies," Cordish says.</w:t>
-        <w:br/>
-        <w:t>But even the 65-foot guitar that now tops the 1895 landmark can't</w:t>
-        <w:br/>
-        <w:t>upstage the harbor's older red neon beacon, the sign atop the</w:t>
-        <w:br/>
-        <w:t>still-thriving Domino Sugar refinery.</w:t>
-        <w:br/>
-        <w:t>It's across from the cultural star of the Inner Harbor, the award-winning</w:t>
-        <w:br/>
-        <w:t>American Visionary Art Museum, whose towering Whirligig stands</w:t>
-        <w:br/>
-        <w:t>sentry to an eccentric wonderland of self-taught "outsider"</w:t>
-        <w:br/>
-        <w:t>artists. In the Tall Sculpture Barn, site of the old Four Roses</w:t>
-        <w:br/>
-        <w:t>whiskey factory, a 300-foot painting depicting the Book of Revelation</w:t>
-        <w:br/>
-        <w:t>hangs in panels from the 45-foot ceiling; visitors lie on stretchers</w:t>
-        <w:br/>
-        <w:t>to view it.</w:t>
-        <w:br/>
-        <w:t>More traditional pleasures await about 5 miles north at the Baltimore</w:t>
-        <w:br/>
-        <w:t>Museum of Art, home of the renowned modern-art Cone Collection</w:t>
-        <w:br/>
-        <w:t>and a lovely two-tier sculpture garden with a cafe. Oct. 12, the</w:t>
-        <w:br/>
-        <w:t>museum opens a blockbuster from London, the Victoria and Albert</w:t>
-        <w:br/>
-        <w:t>Museum exhibit A Grand Design -- the first of five North</w:t>
-        <w:br/>
-        <w:t>American stops.</w:t>
-        <w:br/>
-        <w:t>Both museums beckon couples like Bill and MaryAnn Remer, world</w:t>
-        <w:br/>
-        <w:t>travelers who visit often to "walk around the old neighborhoods</w:t>
-        <w:br/>
-        <w:t>and look at the architecture," says MaryAnn, 49. "It reminds</w:t>
-        <w:br/>
-        <w:t>us of Philadelphia," their hometown.</w:t>
-        <w:br/>
-        <w:t>"But here, you can walk everywhere," says Bill, 52, as they</w:t>
-        <w:br/>
-        <w:t>stroll Little Italy.</w:t>
-        <w:br/>
-        <w:t>Down the street, an old lady in rolled stockings pulls a lawn</w:t>
-        <w:br/>
-        <w:t>chair onto her front stoop. At the Little Italy Bocce Rollers</w:t>
-        <w:br/>
-        <w:t>Association, young men in red, white and green shirts send duckpin-size</w:t>
-        <w:br/>
-        <w:t>balls clicking down cement courts.</w:t>
-        <w:br/>
-        <w:t>"Baltimore is a real city," says Water Taxi captain Kane,</w:t>
-        <w:br/>
-        <w:t>extolling unsung treasures like the chapel at St. Mary's seminary,</w:t>
-        <w:br/>
-        <w:t>"the most peaceful spot in Baltimore."</w:t>
-        <w:br/>
-        <w:t>A bibliophile and master raconteur, he'll tell you about the slave</w:t>
-        <w:br/>
-        <w:t>trade that once thrived here, or the waves of Polish, Italian,</w:t>
-        <w:br/>
-        <w:t>Irish and German immigrants who once made Baltimore second only</w:t>
-        <w:br/>
-        <w:t>to Ellis Island as a port of entry.</w:t>
-        <w:br/>
-        <w:t>"It's a fascinating, rich, entertaining, sad history," he says,</w:t>
-        <w:br/>
-        <w:t>"but hey -- we're still growing up!"</w:t>
-        <w:br/>
-        <w:t>If you go . . .</w:t>
-        <w:br/>
-        <w:t>LODGING: Many large, brand-name hotels are walkable from</w:t>
-        <w:br/>
-        <w:t>the Inner Harbor, but none is as close as the modern Harbor Court</w:t>
-        <w:br/>
-        <w:t>Hotel, a standout for its spectacular views (doubles $ 270-$ 300).</w:t>
-        <w:br/>
-        <w:t>The intimate, elegant-rustic Inn at Henderson's Wharf at the edge</w:t>
-        <w:br/>
-        <w:t>of Fells Point is part of a renovated B&amp;O Railroad warehouse</w:t>
-        <w:br/>
-        <w:t>from the 1890s with its own marina and a serene courthouse garden</w:t>
-        <w:br/>
-        <w:t>(doubles $ 95-$ 160). At the heart of this bustling, cobblestoned</w:t>
-        <w:br/>
-        <w:t>quarter is the Federal style Admiral Fell Inn, originally a seaman's</w:t>
-        <w:br/>
-        <w:t>hostel (doubles $ 165-$ 195). The lobby of the Clarion Hotel in</w:t>
-        <w:br/>
-        <w:t>architecturally rich Mount Vernon (doubles $ 89-$ 189) preserves</w:t>
-        <w:br/>
-        <w:t>the ambience of the grand old Peabody Hotel, which it replaced.</w:t>
-        <w:br/>
-        <w:t>DINING: Nouveau Southern dishes rule upscale Savannah --</w:t>
-        <w:br/>
-        <w:t>cornmeal fried oysters, heads-on gulf shrimp sauteed with andouille</w:t>
-        <w:br/>
-        <w:t>sausage (dinner entrees $ 12-$ 23). For innovative dishes, try chef</w:t>
-        <w:br/>
-        <w:t>Peter Zimmer's organic gourmet fare and the terrace sunsets at</w:t>
-        <w:br/>
-        <w:t>the sophisticated Joy America Cafe atop the American Visionary</w:t>
-        <w:br/>
-        <w:t>Art Museum (dinner entrees $ 19-$ 28.50). At small, friendly Pierpoint</w:t>
-        <w:br/>
-        <w:t>in Fells Point, don't miss chef Nancy Longo's superb smoked crab</w:t>
-        <w:br/>
-        <w:t>cakes (dinner entrees $ 16.50-$ 24). For the down-home version,</w:t>
-        <w:br/>
-        <w:t>locals give the crab-cake prize to Faidley's Seafood stand at</w:t>
-        <w:br/>
-        <w:t>Lexington Market. In Little Italy, you get the gustatory Godfather</w:t>
-        <w:br/>
-        <w:t>treatment at Da Mimmo: huge, garlicky veal chops; homemade pastas</w:t>
-        <w:br/>
-        <w:t>and seafood (dinner entrees $ 16-$ 24). Save room for incomparable</w:t>
-        <w:br/>
-        <w:t>cannoli or gelato at Vacarro's. Tops for lighter fare: charming</w:t>
-        <w:br/>
-        <w:t>One World Cafe in Federal Hill and funky Louie's the Bookstore</w:t>
-        <w:br/>
-        <w:t>Cafe in Mount Vernon. Catch local characters at Jimmy's for breakfast,</w:t>
-        <w:br/>
-        <w:t>or a fine cuppa (and maybe a Homicide star) at The Daily</w:t>
-        <w:br/>
-        <w:t>Grind, both in Fells Point.</w:t>
-        <w:br/>
-        <w:t>SIGHTSEEING: Get panoramic views of the city from the 27th</w:t>
-        <w:br/>
-        <w:t>floor of downtown's World Trade Center. Several vessels offer</w:t>
-        <w:br/>
-        <w:t>excursions from the Inner Harbor, including tall sailing ships</w:t>
-        <w:br/>
-        <w:t>Clipper City and Lady Baltimore. The Water Taxi &amp; Trolley</w:t>
-        <w:br/>
-        <w:t>system links harbor and waterfront attractions with such land</w:t>
-        <w:br/>
-        <w:t>destinations as the Babe Ruth and B&amp;O Railroad museums, the</w:t>
-        <w:br/>
-        <w:t>Walters Art Gallery, the Basilica of the Assumption and the Maryland</w:t>
-        <w:br/>
-        <w:t>Historical Society. Concierge Plus' new guided, two-hour</w:t>
-        <w:br/>
-        <w:t>Hollywood on the Harbor trek takes film and TV buffs to Fells</w:t>
-        <w:br/>
-        <w:t>Point sites seen in Sleepless in Seattle, Avalon</w:t>
-        <w:br/>
-        <w:t>and other movies; Homicide locales include the station</w:t>
-        <w:br/>
-        <w:t>facade and the Waterfront Hotel and Bar, where the tour ends with</w:t>
-        <w:br/>
-        <w:t>lunch.</w:t>
-        <w:br/>
-        <w:t>INFORMATION: Baltimore Area Visitors Center, 800-282-6632.</w:t>
+        <w:t>Read about Bill Steigerwald's adventures in his blog, "Travels Without Charley," at post-gazette.com. You can reach him at xpaperboy@gmail.com /</w:t>
         <w:br/>
         <w:br/>
         <w:t>Graphic</w:t>
@@ -339,7 +115,9 @@
         <w:br/>
         <w:t xml:space="preserve"> </w:t>
         <w:br/>
-        <w:t>GRAPHIC, B/W, Grant Jerding, USA TODAY (Map); PHOTO, Color, Eileen Blass, USA TODAY; PHOTOS, B/W, Eileen Blass, USA TODAY (4); PHOTO, B/W; PHOTO, B/W, George Grall, National Aquarium in Baltimore</w:t>
+        <w:t>PHOTO: Bill Steigerwald photos: John Steinbeck stopped in Stonington, Maine, at the insistence of his agent. The author was glad he did, as he found it enchanting. Stonington is an important fishing port on a beautiful and largely empty island. Tourists come to hike, take boat trips to the outer islands or watch some of the island's several hundred lobster fishermen bring in their catch each afternoon. \ \</w:t>
+        <w:br/>
+        <w:t>PHOTO: Steinbeck stopped in Deerfield to visit his son John, who was at a boarding school. The town has turned part of itself into an especially impressive 18th-century time capsule. The Allen House, above, is on a street with 11 old house museums.</w:t>
       </w:r>
     </w:p>
     <w:sectPr>

--- a/example_articles/states/Maine/5.states_Maine_Other_publisher.docx
+++ b/example_articles/states/Maine/5.states_Maine_Other_publisher.docx
@@ -7,7 +7,7 @@
         <w:pStyle w:val="Heading1"/>
       </w:pPr>
       <w:r>
-        <w:t>STEINBECK'S TRAIL LEADS TO 2 GREAT STOPS IN NEW ENGLAND</w:t>
+        <w:t>TRIBAL ELDERS VOTE TO BANISH 2 TEENS</w:t>
       </w:r>
     </w:p>
     <w:p>
@@ -17,17 +17,17 @@
     </w:p>
     <w:p>
       <w:r>
-        <w:t>Date: 2010-10-03</w:t>
+        <w:t>Date: 1994-09-04</w:t>
       </w:r>
     </w:p>
     <w:p>
       <w:r>
-        <w:t>Section: TRAVEL; TRAVELS WITH CHARLEY; Pg. E-7</w:t>
+        <w:t>Section: NATIONAL,; IN BRIEF</w:t>
       </w:r>
     </w:p>
     <w:p>
       <w:r>
-        <w:t>Source file: Other publishers/Files (500) (22).DOCX</w:t>
+        <w:t>Source file: Other publishers/Files (500) (14).DOCX</w:t>
       </w:r>
     </w:p>
     <w:p>
@@ -49,75 +49,25 @@
     </w:p>
     <w:p>
       <w:r>
-        <w:t>VAN BUREN, Maine -- A pier next to a yacht in Long Island.</w:t>
+        <w:t>A panel of elders from the Tlingit tribe voted late Friday night to banish two young felons to the Alaska wilds, agreeing to a plan set in motion by a Washington state judge.</w:t>
         <w:br/>
-        <w:t>A lonely riverbank in rural Vermont.</w:t>
+        <w:t>Simon P. Roberts and Adrian J. Guthrie, both 17-year-old Tlingits from Alaska, pleaded guilty to beating a deliveryman and robbing him of $ 50 in Everett, Wash., last year.</w:t>
         <w:br/>
-        <w:t>A blinding Walmart parking lot in Bangor.</w:t>
+        <w:t>The 12-member tribal court of Tlingit elders met in tiny Klawock to question the youths and rule on punishment and compensation for the crimes.</w:t>
         <w:br/>
-        <w:t>A dark gravel road by the foggy Bay of Fundy.</w:t>
-        <w:br/>
-        <w:t>I don't care how rotten the economy is. No sane adult planning a fall vacation wants to sleep where I've slept during the past 10 days, or drive around the New England countryside as fast as I have.</w:t>
-        <w:br/>
-        <w:t>I've been retracing the 10,000-mile circumnavigation of America that John Steinbeck took in 1960 for his book "Travels With Charley."</w:t>
-        <w:br/>
-        <w:t>Obviously, I have no useful advice for anyone planning a relaxing, leisurely, enjoyable car trip to New England or anywhere else. I'm not stopping to savor the sights or soak up the local color or gather interesting facts to tell my mother. I'm doing drive-by journalism, not vacationing.</w:t>
-        <w:br/>
-        <w:t>I'm traveling the exact route Steinbeck took 50 falls ago, when he and his poodle Charley drove in his pickup truck/camper from Sag Harbor on the tip of Long Island to Maine, Chicago, Seattle, Northern California and back to New York. You can read the exciting/gruesome details of the first leg of my adventure in my PG blog, "Travels Without Charley."</w:t>
-        <w:br/>
-        <w:t>It's not that I'm not having fun. In the past week, I have driven my RAV4 from the eastern end of Long Island (I know; I took three ferries) to the very top of Maine. That's 929 Steinbeck Miles so far and 1,461 total from Pittsburgh.</w:t>
-        <w:br/>
-        <w:t>I've seen the gorgeous old towns and countryside of rural Connecticut and Massachusetts, where hundreds of big, handsome, Mark Twain-vintage white wooden homes line both sides of U.S. 5 for miles and miles.</w:t>
-        <w:br/>
-        <w:t>I've seen the green mountains and endless thick forests along the beautiful Connecticut River valley as the river runs between Vermont and New Hampshire.</w:t>
-        <w:br/>
-        <w:t>I've seen the rough and intimidating White Mountains of New Hampshire and the endless pine, oak and maple forests of Maine on U.S. 2 to Bangor.</w:t>
-        <w:br/>
-        <w:t>Unfortunately for my career as a travel writer, most of what I've seen has been out my window at 50 mph. But there are two timeless places I saw enough of that I can credibly recommend to anyone thinking of heading for New England.</w:t>
-        <w:br/>
-        <w:t>Deerfield, Mass.</w:t>
-        <w:br/>
-        <w:t>All of New England is historic or quaint or Town &amp; Country beautiful. But Deerfield, Mass., where Steinbeck stopped to visit his son John at the Eaglebrook boarding school, has turned part of itself into an especially impressive 18th-century time capsule.</w:t>
-        <w:br/>
-        <w:t>Few of Deerfield's 5,000 people actually live in the huge colonial and federal mansions of the historic district, which preserves "authentic New England" with 11 house museums on an original mile-long street and offers an endless array of programs and exhibits to bring you up to date on several hundred years of local history and lifestyles.</w:t>
-        <w:br/>
-        <w:t>Although Deerfield is in western Massachusetts, it's easily accessible via Interstate 95 or U.S. 5, a much more interesting parallel route that Steinbeck and I used. You could spend two hours at Deerfield or two days, depending how much time, curiosity or money you have.</w:t>
-        <w:br/>
-        <w:t>A room at the Deerfield Inn, built in 1884, goes for between roughly $170 and $290 a night, depending on how deep the snow is and how many leaves are on the trees. Motel rooms in the area are numerous but fill up early during leaf-peeping season, as I discovered when I was lucky to land a $71 room at a nearby Days Inn where the only thing historic was the bad plumbing.</w:t>
-        <w:br/>
-        <w:t>Stonington, Maine</w:t>
-        <w:br/>
-        <w:t>Four hundred miles to the northeast of Deerfield in Maine -- about as far "down east" as you can get without sleeping with the lobsters in the cold Atlantic -- is the village of Stonington. Another stop on the Steinbeck Highway, it clings to the southern edge of Deer Isle about 60 twisty-turny miles south of Bangor at the end of state route 15.</w:t>
-        <w:br/>
-        <w:t>Although Stonington is an important fishing port on a beautiful and largely empty island of about 2,500 permanent residents, it's historic and quaint. Tourists come to hike, take boat trips to the outer islands or watch some of the island's several hundred lobster fishermen bring in their catch each afternoon.</w:t>
-        <w:br/>
-        <w:t>I stayed one night in Stonington for $60 at a small but comfortable and impeccably clean room at Boyce's Motel, a family-run place on narrow Main Street.</w:t>
-        <w:br/>
-        <w:t>Steinbeck loved the sea and lived by it most of his life. He reluctantly diverted to Deer Isle on his "Charley" trip at the insistence of his agent, who had been vacationing at an astonishingly beautiful home there for 30 years.</w:t>
-        <w:br/>
-        <w:t>Steinbeck wasn't sorry he trucked down to Deer Isle. He loved Stonington's architecture and "enchanting" feel -- small wooden houses with decks and big windows hanging on hillsides over the harbor-- and said it reminded him of an English fishing village.</w:t>
-        <w:br/>
-        <w:t>Deer Isle is much more than just "downtown" Stonington; it's a mix of natural and manmade beauty (juxtaposed with the working-class funkiness of lobster traps, dead fishing boats, junk and fishing gear stored in front and side yards) that is a photographer's dream. Ditto artists.</w:t>
-        <w:br/>
-        <w:t>Hikers, kayakers, birders, sailors, painters, naturalists also will be pleased by a stay on Deer Isle.</w:t>
-        <w:br/>
-        <w:t>A final tip to anyone who goes the extra mile to get to Stonington -- and possibly another reason to go: Cell phone signals can't make it down there. If you really must keep in touch with your broker or baby sitter, bring lots of quarters. You'll need them for the two pay phones in the town square.</w:t>
-        <w:br/>
-        <w:br/>
-        <w:t>Notes</w:t>
-        <w:br/>
-        <w:br/>
-        <w:t>Read about Bill Steigerwald's adventures in his blog, "Travels Without Charley," at post-gazette.com. You can reach him at xpaperboy@gmail.com /</w:t>
-        <w:br/>
-        <w:br/>
-        <w:t>Graphic</w:t>
-        <w:br/>
+        <w:t>The Washington judge postponed his official sentencing until March 1996, when the two have been ordered to return to court. They still could receive 2 1/2 to 5 1/2 years in a Washington state prison.</w:t>
         <w:br/>
         <w:t xml:space="preserve"> </w:t>
         <w:br/>
-        <w:t>PHOTO: Bill Steigerwald photos: John Steinbeck stopped in Stonington, Maine, at the insistence of his agent. The author was glad he did, as he found it enchanting. Stonington is an important fishing port on a beautiful and largely empty island. Tourists come to hike, take boat trips to the outer islands or watch some of the island's several hundred lobster fishermen bring in their catch each afternoon. \ \</w:t>
+        <w:t>D.C. SCHOOLS UNSAFE</w:t>
         <w:br/>
-        <w:t>PHOTO: Steinbeck stopped in Deerfield to visit his son John, who was at a boarding school. The town has turned part of itself into an especially impressive 18th-century time capsule. The Allen House, above, is on a street with 11 old house museums.</w:t>
+        <w:t>A District of Columbia judge set a hearing for tomorrow to evaluate 65 public schools ordered closed because of violations of the city's fire codes. School officials were considering delaying the opening of all the district's 164 schools if they can't sort out problems at the 65 in question. The fall semester is scheduled to start Wednesday.</w:t>
+        <w:br/>
+        <w:t xml:space="preserve"> </w:t>
+        <w:br/>
+        <w:t>CLINTON HAILS WORKERS</w:t>
+        <w:br/>
+        <w:t>Paying tribute to working-class Americans on Labor Day weekend, President Clinton said yesterday that his administration helped improve their lives, but warned, ''Our work won't be done until all Americans enjoy the dignity of work.'' Clinton broadcast his weekly radio address live from an elementary school during his vacation on Martha's Vineyard. The president will also interrupt his vacation tomorrow to make a Labor Day trip to Portland, Maine, to attend a rally at the Bath Iron Works.</w:t>
       </w:r>
     </w:p>
     <w:sectPr>
